--- a/projects/valuepickr-open-screen/docs/SG Finserve.docx
+++ b/projects/valuepickr-open-screen/docs/SG Finserve.docx
@@ -305,6 +305,624 @@
       </w:pPr>
       <w:r>
         <w:t xml:space="preserve">The reported numbers look strong in isolation — loan book doubling, zero NPAs, PAT compounding, a cost of funds most NBFCs would envy on the back of APL Apollo parentage. But the FY26/27 story is really about credibility and headroom: management materially cut its own AUM guidance in Jan 2026 (Rs 6,000 Cr FY27 -&gt; Rs 4,200-4,500 Cr) while simultaneously floating AIF, insurance-broking (a wholly-owned subsidiary was incorporated) and last-mile-retail initiatives that investors opposed on the concall. ROE is still only low-double-digits because the book is small and the model is capital-hungry.</w:t>
+      </w:r>
+    </w:p>
+    <w:p>
+      <w:pPr>
+        <w:pStyle w:val="Heading1"/>
+        <w:spacing w:after="120" w:before="280"/>
+      </w:pPr>
+      <w:r>
+        <w:t xml:space="preserve">Guidance &amp; Expectation Gap</w:t>
+      </w:r>
+    </w:p>
+    <w:p>
+      <w:pPr>
+        <w:spacing w:after="120"/>
+      </w:pPr>
+      <w:r>
+        <w:rPr>
+          <w:i/>
+          <w:iCs/>
+          <w:color w:val="666666"/>
+          <w:sz w:val="18"/>
+          <w:szCs w:val="18"/>
+        </w:rPr>
+        <w:t xml:space="preserve">Management guidance decoded into commitments, graded on the expectation → action → operational → commercial → financial ladder, then compared to what the current price appears to assume. Method: playbook/guidance-and-expectation-gap.md.</w:t>
+      </w:r>
+    </w:p>
+    <w:p>
+      <w:pPr>
+        <w:spacing w:after="120"/>
+      </w:pPr>
+      <w:r>
+        <w:rPr>
+          <w:b/>
+          <w:bCs/>
+          <w:sz w:val="20"/>
+          <w:szCs w:val="20"/>
+        </w:rPr>
+        <w:t xml:space="preserve">Market expectation vs. our path:</w:t>
+      </w:r>
+    </w:p>
+    <w:tbl>
+      <w:tblPr>
+        <w:tblW w:type="dxa" w:w="9000"/>
+        <w:tblBorders>
+          <w:top w:val="single" w:color="auto" w:sz="4"/>
+          <w:left w:val="single" w:color="auto" w:sz="4"/>
+          <w:bottom w:val="single" w:color="auto" w:sz="4"/>
+          <w:right w:val="single" w:color="auto" w:sz="4"/>
+          <w:insideH w:val="single" w:color="auto" w:sz="4"/>
+          <w:insideV w:val="single" w:color="auto" w:sz="4"/>
+        </w:tblBorders>
+      </w:tblPr>
+      <w:tblGrid>
+        <w:gridCol w:w="3200"/>
+        <w:gridCol w:w="5800"/>
+      </w:tblGrid>
+      <w:tr>
+        <w:tc>
+          <w:tcPr>
+            <w:tcW w:type="dxa" w:w="3200"/>
+            <w:shd w:fill="F2F2F2" w:val="clear"/>
+          </w:tcPr>
+          <w:p>
+            <w:r>
+              <w:rPr>
+                <w:b/>
+                <w:bCs/>
+              </w:rPr>
+              <w:t xml:space="preserve">As of</w:t>
+            </w:r>
+          </w:p>
+        </w:tc>
+        <w:tc>
+          <w:tcPr>
+            <w:tcW w:type="dxa" w:w="5800"/>
+          </w:tcPr>
+          <w:p>
+            <w:r>
+              <w:t xml:space="preserve">2026-09-09</w:t>
+            </w:r>
+          </w:p>
+        </w:tc>
+      </w:tr>
+      <w:tr>
+        <w:tc>
+          <w:tcPr>
+            <w:tcW w:type="dxa" w:w="3200"/>
+            <w:shd w:fill="F2F2F2" w:val="clear"/>
+          </w:tcPr>
+          <w:p>
+            <w:r>
+              <w:rPr>
+                <w:b/>
+                <w:bCs/>
+              </w:rPr>
+              <w:t xml:space="preserve">Price / multiple</w:t>
+            </w:r>
+          </w:p>
+        </w:tc>
+        <w:tc>
+          <w:tcPr>
+            <w:tcW w:type="dxa" w:w="5800"/>
+          </w:tcPr>
+          <w:p>
+            <w:r>
+              <w:t xml:space="preserve">Rs 679 · 28.6x P/E</w:t>
+            </w:r>
+          </w:p>
+        </w:tc>
+      </w:tr>
+      <w:tr>
+        <w:tc>
+          <w:tcPr>
+            <w:tcW w:type="dxa" w:w="3200"/>
+            <w:shd w:fill="F2F2F2" w:val="clear"/>
+          </w:tcPr>
+          <w:p>
+            <w:r>
+              <w:rPr>
+                <w:b/>
+                <w:bCs/>
+              </w:rPr>
+              <w:t xml:space="preserve">Right valuation lens</w:t>
+            </w:r>
+          </w:p>
+        </w:tc>
+        <w:tc>
+          <w:tcPr>
+            <w:tcW w:type="dxa" w:w="5800"/>
+          </w:tcPr>
+          <w:p>
+            <w:r>
+              <w:t xml:space="preserve">P/B</w:t>
+            </w:r>
+          </w:p>
+        </w:tc>
+      </w:tr>
+      <w:tr>
+        <w:tc>
+          <w:tcPr>
+            <w:tcW w:type="dxa" w:w="3200"/>
+            <w:shd w:fill="F2F2F2" w:val="clear"/>
+          </w:tcPr>
+          <w:p>
+            <w:r>
+              <w:rPr>
+                <w:b/>
+                <w:bCs/>
+              </w:rPr>
+              <w:t xml:space="preserve">Price implies</w:t>
+            </w:r>
+          </w:p>
+        </w:tc>
+        <w:tc>
+          <w:tcPr>
+            <w:tcW w:type="dxa" w:w="5800"/>
+          </w:tcPr>
+          <w:p>
+            <w:r>
+              <w:t xml:space="preserve">~3x book with ~10% ROE prices a rapid rise in sustainable ROE toward the mid-to-high teens plus 25-30% book compounding; fair P/B for a 10% ROE lender is ~1x, so ~3x embeds several years of ROE expansion that has not yet shown up</w:t>
+            </w:r>
+          </w:p>
+        </w:tc>
+      </w:tr>
+      <w:tr>
+        <w:tc>
+          <w:tcPr>
+            <w:tcW w:type="dxa" w:w="3200"/>
+            <w:shd w:fill="F2F2F2" w:val="clear"/>
+          </w:tcPr>
+          <w:p>
+            <w:r>
+              <w:rPr>
+                <w:b/>
+                <w:bCs/>
+              </w:rPr>
+              <w:t xml:space="preserve">Our FY27</w:t>
+            </w:r>
+          </w:p>
+        </w:tc>
+        <w:tc>
+          <w:tcPr>
+            <w:tcW w:type="dxa" w:w="5800"/>
+          </w:tcPr>
+          <w:p>
+            <w:r>
+              <w:t xml:space="preserve">AUM/revenue +30-50% off the low base (loan book roughly doubling), PAT +30-40%; ROE improves only modestly toward low-teens as the book is capital-hungry</w:t>
+            </w:r>
+          </w:p>
+        </w:tc>
+      </w:tr>
+      <w:tr>
+        <w:tc>
+          <w:tcPr>
+            <w:tcW w:type="dxa" w:w="3200"/>
+            <w:shd w:fill="F2F2F2" w:val="clear"/>
+          </w:tcPr>
+          <w:p>
+            <w:r>
+              <w:rPr>
+                <w:b/>
+                <w:bCs/>
+              </w:rPr>
+              <w:t xml:space="preserve">Our FY28</w:t>
+            </w:r>
+          </w:p>
+        </w:tc>
+        <w:tc>
+          <w:tcPr>
+            <w:tcW w:type="dxa" w:w="5800"/>
+          </w:tcPr>
+          <w:p>
+            <w:r>
+              <w:t xml:space="preserve">growth continues if the anchor model scales, but management's own AUM guide was cut (Rs 6,000 Cr FY27 -&gt; Rs 7,500 Cr by FY30) and the middle-tier-vendor TAM is the open question</w:t>
+            </w:r>
+          </w:p>
+        </w:tc>
+      </w:tr>
+      <w:tr>
+        <w:tc>
+          <w:tcPr>
+            <w:tcW w:type="dxa" w:w="3200"/>
+            <w:shd w:fill="F2F2F2" w:val="clear"/>
+          </w:tcPr>
+          <w:p>
+            <w:r>
+              <w:rPr>
+                <w:b/>
+                <w:bCs/>
+              </w:rPr>
+              <w:t xml:space="preserve">Gap direction</w:t>
+            </w:r>
+          </w:p>
+        </w:tc>
+        <w:tc>
+          <w:tcPr>
+            <w:tcW w:type="dxa" w:w="5800"/>
+          </w:tcPr>
+          <w:p>
+            <w:r>
+              <w:t xml:space="preserve">over-optimistic</w:t>
+            </w:r>
+          </w:p>
+        </w:tc>
+      </w:tr>
+      <w:tr>
+        <w:tc>
+          <w:tcPr>
+            <w:tcW w:type="dxa" w:w="3200"/>
+            <w:shd w:fill="F2F2F2" w:val="clear"/>
+          </w:tcPr>
+          <w:p>
+            <w:r>
+              <w:rPr>
+                <w:b/>
+                <w:bCs/>
+              </w:rPr>
+              <w:t xml:space="preserve">Gap type</w:t>
+            </w:r>
+          </w:p>
+        </w:tc>
+        <w:tc>
+          <w:tcPr>
+            <w:tcW w:type="dxa" w:w="5800"/>
+          </w:tcPr>
+          <w:p>
+            <w:r>
+              <w:t xml:space="preserve">duration</w:t>
+            </w:r>
+          </w:p>
+        </w:tc>
+      </w:tr>
+      <w:tr>
+        <w:tc>
+          <w:tcPr>
+            <w:tcW w:type="dxa" w:w="3200"/>
+            <w:shd w:fill="F2F2F2" w:val="clear"/>
+          </w:tcPr>
+          <w:p>
+            <w:r>
+              <w:rPr>
+                <w:b/>
+                <w:bCs/>
+              </w:rPr>
+              <w:t xml:space="preserve">Gap magnitude</w:t>
+            </w:r>
+          </w:p>
+        </w:tc>
+        <w:tc>
+          <w:tcPr>
+            <w:tcW w:type="dxa" w:w="5800"/>
+          </w:tcPr>
+          <w:p>
+            <w:r>
+              <w:t xml:space="preserve">not estimable</w:t>
+            </w:r>
+          </w:p>
+        </w:tc>
+      </w:tr>
+      <w:tr>
+        <w:tc>
+          <w:tcPr>
+            <w:tcW w:type="dxa" w:w="3200"/>
+            <w:shd w:fill="F2F2F2" w:val="clear"/>
+          </w:tcPr>
+          <w:p>
+            <w:r>
+              <w:rPr>
+                <w:b/>
+                <w:bCs/>
+              </w:rPr>
+              <w:t xml:space="preserve">Gap basis</w:t>
+            </w:r>
+          </w:p>
+        </w:tc>
+        <w:tc>
+          <w:tcPr>
+            <w:tcW w:type="dxa" w:w="5800"/>
+          </w:tcPr>
+          <w:p>
+            <w:r>
+              <w:t xml:space="preserve">at ~3x book / ~29x earnings the price needs a fast ROE step-up, but ROE has been stuck at 9-11% for three years, management cut its own AUM guidance, the CEO and CFO both exited, and zero-NPA optics rest partly on aggressive in-quarter provisioning</w:t>
+            </w:r>
+          </w:p>
+        </w:tc>
+      </w:tr>
+      <w:tr>
+        <w:tc>
+          <w:tcPr>
+            <w:tcW w:type="dxa" w:w="3200"/>
+            <w:shd w:fill="F2F2F2" w:val="clear"/>
+          </w:tcPr>
+          <w:p>
+            <w:r>
+              <w:rPr>
+                <w:b/>
+                <w:bCs/>
+              </w:rPr>
+              <w:t xml:space="preserve">Evidence quality</w:t>
+            </w:r>
+          </w:p>
+        </w:tc>
+        <w:tc>
+          <w:tcPr>
+            <w:tcW w:type="dxa" w:w="5800"/>
+          </w:tcPr>
+          <w:p>
+            <w:r>
+              <w:t xml:space="preserve">weak</w:t>
+            </w:r>
+          </w:p>
+        </w:tc>
+      </w:tr>
+    </w:tbl>
+    <w:p>
+      <w:pPr>
+        <w:spacing w:after="120"/>
+      </w:pPr>
+      <w:r>
+        <w:rPr>
+          <w:i/>
+          <w:iCs/>
+          <w:color w:val="666666"/>
+          <w:sz w:val="16"/>
+          <w:szCs w:val="16"/>
+        </w:rPr>
+        <w:t xml:space="preserve">no broker consensus; implied path is a reverse-P/E estimate + screener.in forward figures + VP thread view</w:t>
+      </w:r>
+    </w:p>
+    <w:p>
+      <w:pPr>
+        <w:pStyle w:val="Heading1"/>
+        <w:spacing w:after="120" w:before="280"/>
+      </w:pPr>
+      <w:r>
+        <w:t xml:space="preserve">Ishmohit-Lens Checks (value chain · earnings quality · growth trajectory · management · quality metrics · track record · global-signal check)</w:t>
+      </w:r>
+    </w:p>
+    <w:p>
+      <w:pPr>
+        <w:spacing w:after="120"/>
+      </w:pPr>
+      <w:r>
+        <w:rPr>
+          <w:i/>
+          <w:iCs/>
+          <w:color w:val="666666"/>
+          <w:sz w:val="18"/>
+          <w:szCs w:val="18"/>
+        </w:rPr>
+        <w:t xml:space="preserve">Extra checks drawn from @ishmohit1 / SOIC methodology (playbook/ishmohit-soic-style.md): where the company sits in its value chain and what the supply side is doing, whether a margin/PAT inflection is structural or a cyclical peak, the rate-of-change of growth vs. what the multiple demands, and management quality as a positive attribute.</w:t>
+      </w:r>
+    </w:p>
+    <w:p>
+      <w:pPr>
+        <w:spacing w:after="120"/>
+      </w:pPr>
+      <w:r>
+        <w:rPr>
+          <w:b/>
+          <w:bCs/>
+          <w:sz w:val="20"/>
+          <w:szCs w:val="20"/>
+        </w:rPr>
+        <w:t xml:space="preserve">Quality metrics (ROCE · debt · FCF · margin · capex):</w:t>
+      </w:r>
+    </w:p>
+    <w:tbl>
+      <w:tblPr>
+        <w:tblW w:type="dxa" w:w="9000"/>
+        <w:tblBorders>
+          <w:top w:val="single" w:color="auto" w:sz="4"/>
+          <w:left w:val="single" w:color="auto" w:sz="4"/>
+          <w:bottom w:val="single" w:color="auto" w:sz="4"/>
+          <w:right w:val="single" w:color="auto" w:sz="4"/>
+          <w:insideH w:val="single" w:color="auto" w:sz="4"/>
+          <w:insideV w:val="single" w:color="auto" w:sz="4"/>
+        </w:tblBorders>
+      </w:tblPr>
+      <w:tblGrid>
+        <w:gridCol w:w="3200"/>
+        <w:gridCol w:w="5800"/>
+      </w:tblGrid>
+      <w:tr>
+        <w:tc>
+          <w:tcPr>
+            <w:tcW w:type="dxa" w:w="3200"/>
+            <w:shd w:fill="F2F2F2" w:val="clear"/>
+          </w:tcPr>
+          <w:p>
+            <w:r>
+              <w:rPr>
+                <w:b/>
+                <w:bCs/>
+              </w:rPr>
+              <w:t xml:space="preserve">Assessment</w:t>
+            </w:r>
+          </w:p>
+        </w:tc>
+        <w:tc>
+          <w:tcPr>
+            <w:tcW w:type="dxa" w:w="5800"/>
+          </w:tcPr>
+          <w:p>
+            <w:r>
+              <w:t xml:space="preserve">concern</w:t>
+            </w:r>
+          </w:p>
+        </w:tc>
+      </w:tr>
+      <w:tr>
+        <w:tc>
+          <w:tcPr>
+            <w:tcW w:type="dxa" w:w="3200"/>
+            <w:shd w:fill="F2F2F2" w:val="clear"/>
+          </w:tcPr>
+          <w:p>
+            <w:r>
+              <w:rPr>
+                <w:b/>
+                <w:bCs/>
+              </w:rPr>
+              <w:t xml:space="preserve">ROCE</w:t>
+            </w:r>
+          </w:p>
+        </w:tc>
+        <w:tc>
+          <w:tcPr>
+            <w:tcW w:type="dxa" w:w="5800"/>
+          </w:tcPr>
+          <w:p>
+            <w:r>
+              <w:t xml:space="preserve">9.32% (stable)</w:t>
+            </w:r>
+          </w:p>
+        </w:tc>
+      </w:tr>
+      <w:tr>
+        <w:tc>
+          <w:tcPr>
+            <w:tcW w:type="dxa" w:w="3200"/>
+            <w:shd w:fill="F2F2F2" w:val="clear"/>
+          </w:tcPr>
+          <w:p>
+            <w:r>
+              <w:rPr>
+                <w:b/>
+                <w:bCs/>
+              </w:rPr>
+              <w:t xml:space="preserve">Leverage</w:t>
+            </w:r>
+          </w:p>
+        </w:tc>
+        <w:tc>
+          <w:tcPr>
+            <w:tcW w:type="dxa" w:w="5800"/>
+          </w:tcPr>
+          <w:p>
+            <w:r>
+              <w:t xml:space="preserve">—</w:t>
+            </w:r>
+          </w:p>
+        </w:tc>
+      </w:tr>
+      <w:tr>
+        <w:tc>
+          <w:tcPr>
+            <w:tcW w:type="dxa" w:w="3200"/>
+            <w:shd w:fill="F2F2F2" w:val="clear"/>
+          </w:tcPr>
+          <w:p>
+            <w:r>
+              <w:rPr>
+                <w:b/>
+                <w:bCs/>
+              </w:rPr>
+              <w:t xml:space="preserve">FCF conversion</w:t>
+            </w:r>
+          </w:p>
+        </w:tc>
+        <w:tc>
+          <w:tcPr>
+            <w:tcW w:type="dxa" w:w="5800"/>
+          </w:tcPr>
+          <w:p>
+            <w:r>
+              <w:t xml:space="preserve">—</w:t>
+            </w:r>
+          </w:p>
+        </w:tc>
+      </w:tr>
+      <w:tr>
+        <w:tc>
+          <w:tcPr>
+            <w:tcW w:type="dxa" w:w="3200"/>
+            <w:shd w:fill="F2F2F2" w:val="clear"/>
+          </w:tcPr>
+          <w:p>
+            <w:r>
+              <w:rPr>
+                <w:b/>
+                <w:bCs/>
+              </w:rPr>
+              <w:t xml:space="preserve">Margin trend</w:t>
+            </w:r>
+          </w:p>
+        </w:tc>
+        <w:tc>
+          <w:tcPr>
+            <w:tcW w:type="dxa" w:w="5800"/>
+          </w:tcPr>
+          <w:p>
+            <w:r>
+              <w:t xml:space="preserve">stable</w:t>
+            </w:r>
+          </w:p>
+        </w:tc>
+      </w:tr>
+      <w:tr>
+        <w:tc>
+          <w:tcPr>
+            <w:tcW w:type="dxa" w:w="3200"/>
+            <w:shd w:fill="F2F2F2" w:val="clear"/>
+          </w:tcPr>
+          <w:p>
+            <w:r>
+              <w:rPr>
+                <w:b/>
+                <w:bCs/>
+              </w:rPr>
+              <w:t xml:space="preserve">Capex efficiency</w:t>
+            </w:r>
+          </w:p>
+        </w:tc>
+        <w:tc>
+          <w:tcPr>
+            <w:tcW w:type="dxa" w:w="5800"/>
+          </w:tcPr>
+          <w:p>
+            <w:r>
+              <w:t xml:space="preserve">neutral</w:t>
+            </w:r>
+          </w:p>
+        </w:tc>
+      </w:tr>
+    </w:tbl>
+    <w:p>
+      <w:pPr>
+        <w:spacing w:after="60" w:before="120"/>
+      </w:pPr>
+      <w:r>
+        <w:rPr>
+          <w:b/>
+          <w:bCs/>
+          <w:sz w:val="20"/>
+          <w:szCs w:val="20"/>
+        </w:rPr>
+        <w:t xml:space="preserve">Track record (Coffee Can persistence check): </w:t>
+      </w:r>
+      <w:r>
+        <w:rPr>
+          <w:sz w:val="20"/>
+          <w:szCs w:val="20"/>
+        </w:rPr>
+        <w:t xml:space="preserve">cleared revenue growth ≥10% AND ROCE ≥15% in 0 of the last 3 years (consistency_score 0)</w:t>
+      </w:r>
+    </w:p>
+    <w:p>
+      <w:pPr>
+        <w:spacing w:after="120"/>
+      </w:pPr>
+      <w:r>
+        <w:rPr>
+          <w:color w:val="666666"/>
+          <w:sz w:val="18"/>
+          <w:szCs w:val="18"/>
+        </w:rPr>
+        <w:t xml:space="preserve">NBFC -- profitability leg on ROE. Per screener.in, revenue scaled fast (FY24 +363%, FY26 +96%) but ROE stuck at 9-11% (FY24 11% / FY25 9% / FY26 10%), never near 15%; FY25 revenue actually declined 11%. Pre-FY24 revenue was negligible (~Rs 2 Cr). Zero years cleared both tests -- a capital-hungry sub-scale model.</w:t>
       </w:r>
     </w:p>
     <w:p>
